--- a/docs/SAP_User_Guide.docx
+++ b/docs/SAP_User_Guide.docx
@@ -624,34 +624,6 @@
                 <w:b/>
                 <w:bCs/>
               </w:rPr>
-              <w:t xml:space="preserve">Avoid consecutive shifts</w:t>
-            </w:r>
-          </w:p>
-        </w:tc>
-        <w:tc>
-          <w:tcPr/>
-          <w:p>
-            <w:pPr>
-              <w:pStyle w:val="Compact"/>
-            </w:pPr>
-            <w:r>
-              <w:t xml:space="preserve">Prevents assigning a user on consecutive days</w:t>
-            </w:r>
-          </w:p>
-        </w:tc>
-      </w:tr>
-      <w:tr>
-        <w:tc>
-          <w:tcPr/>
-          <w:p>
-            <w:pPr>
-              <w:pStyle w:val="Compact"/>
-            </w:pPr>
-            <w:r>
-              <w:rPr>
-                <w:b/>
-                <w:bCs/>
-              </w:rPr>
               <w:t xml:space="preserve">Fair distribution</w:t>
             </w:r>
           </w:p>
@@ -3074,29 +3046,7 @@
         <w:t xml:space="preserve"> </w:t>
       </w:r>
       <w:r>
-        <w:t xml:space="preserve">3. Set the</w:t>
-      </w:r>
-      <w:r>
-        <w:t xml:space="preserve"> </w:t>
-      </w:r>
-      <w:r>
-        <w:rPr>
-          <w:b/>
-          <w:bCs/>
-        </w:rPr>
-        <w:t xml:space="preserve">priority</w:t>
-      </w:r>
-      <w:r>
-        <w:t xml:space="preserve"> </w:t>
-      </w:r>
-      <w:r>
-        <w:t xml:space="preserve">(High / Medium / Low)</w:t>
-      </w:r>
-      <w:r>
-        <w:t xml:space="preserve"> </w:t>
-      </w:r>
-      <w:r>
-        <w:t xml:space="preserve">4. Save</w:t>
+        <w:t xml:space="preserve">3. Save</w:t>
       </w:r>
     </w:p>
     <w:p>
@@ -3749,539 +3699,6 @@
       </w:pPr>
       <w:r>
         <w:t xml:space="preserve">Shift Fields</w:t>
-      </w:r>
-    </w:p>
-    <w:tbl>
-      <w:tblPr>
-        <w:tblStyle w:val="Table"/>
-        <w:tblW w:type="auto" w:w="0"/>
-        <w:tblLook w:firstRow="1" w:lastRow="0" w:firstColumn="0" w:lastColumn="0" w:noHBand="0" w:noVBand="0" w:val="0020"/>
-      </w:tblPr>
-      <w:tblGrid>
-        <w:gridCol w:w="3960"/>
-        <w:gridCol w:w="3960"/>
-      </w:tblGrid>
-      <w:tr>
-        <w:trPr>
-          <w:tblHeader w:val="on"/>
-        </w:trPr>
-        <w:tc>
-          <w:tcPr/>
-          <w:p>
-            <w:pPr>
-              <w:pStyle w:val="Compact"/>
-            </w:pPr>
-            <w:r>
-              <w:t xml:space="preserve">Field</w:t>
-            </w:r>
-          </w:p>
-        </w:tc>
-        <w:tc>
-          <w:tcPr/>
-          <w:p>
-            <w:pPr>
-              <w:pStyle w:val="Compact"/>
-            </w:pPr>
-            <w:r>
-              <w:t xml:space="preserve">Description</w:t>
-            </w:r>
-          </w:p>
-        </w:tc>
-      </w:tr>
-      <w:tr>
-        <w:tc>
-          <w:tcPr/>
-          <w:p>
-            <w:pPr>
-              <w:pStyle w:val="Compact"/>
-            </w:pPr>
-            <w:r>
-              <w:rPr>
-                <w:b/>
-                <w:bCs/>
-              </w:rPr>
-              <w:t xml:space="preserve">Name</w:t>
-            </w:r>
-          </w:p>
-        </w:tc>
-        <w:tc>
-          <w:tcPr/>
-          <w:p>
-            <w:pPr>
-              <w:pStyle w:val="Compact"/>
-            </w:pPr>
-            <w:r>
-              <w:t xml:space="preserve">Shift name (e.g.,</w:t>
-            </w:r>
-            <w:r>
-              <w:t xml:space="preserve"> </w:t>
-            </w:r>
-            <w:r>
-              <w:t xml:space="preserve">“Morning Support”</w:t>
-            </w:r>
-            <w:r>
-              <w:t xml:space="preserve">)</w:t>
-            </w:r>
-          </w:p>
-        </w:tc>
-      </w:tr>
-      <w:tr>
-        <w:tc>
-          <w:tcPr/>
-          <w:p>
-            <w:pPr>
-              <w:pStyle w:val="Compact"/>
-            </w:pPr>
-            <w:r>
-              <w:rPr>
-                <w:b/>
-                <w:bCs/>
-              </w:rPr>
-              <w:t xml:space="preserve">Team</w:t>
-            </w:r>
-          </w:p>
-        </w:tc>
-        <w:tc>
-          <w:tcPr/>
-          <w:p>
-            <w:pPr>
-              <w:pStyle w:val="Compact"/>
-            </w:pPr>
-            <w:r>
-              <w:t xml:space="preserve">Which team this shift belongs to</w:t>
-            </w:r>
-          </w:p>
-        </w:tc>
-      </w:tr>
-      <w:tr>
-        <w:tc>
-          <w:tcPr/>
-          <w:p>
-            <w:pPr>
-              <w:pStyle w:val="Compact"/>
-            </w:pPr>
-            <w:r>
-              <w:rPr>
-                <w:b/>
-                <w:bCs/>
-              </w:rPr>
-              <w:t xml:space="preserve">Start time / End time</w:t>
-            </w:r>
-          </w:p>
-        </w:tc>
-        <w:tc>
-          <w:tcPr/>
-          <w:p>
-            <w:pPr>
-              <w:pStyle w:val="Compact"/>
-            </w:pPr>
-            <w:r>
-              <w:t xml:space="preserve">Time range (e.g., 07:30 – 12:00)</w:t>
-            </w:r>
-          </w:p>
-        </w:tc>
-      </w:tr>
-      <w:tr>
-        <w:tc>
-          <w:tcPr/>
-          <w:p>
-            <w:pPr>
-              <w:pStyle w:val="Compact"/>
-            </w:pPr>
-            <w:r>
-              <w:rPr>
-                <w:b/>
-                <w:bCs/>
-              </w:rPr>
-              <w:t xml:space="preserve">Days of week</w:t>
-            </w:r>
-          </w:p>
-        </w:tc>
-        <w:tc>
-          <w:tcPr/>
-          <w:p>
-            <w:pPr>
-              <w:pStyle w:val="Compact"/>
-            </w:pPr>
-            <w:r>
-              <w:t xml:space="preserve">Active days (checkboxes Mon–Sun)</w:t>
-            </w:r>
-          </w:p>
-        </w:tc>
-      </w:tr>
-      <w:tr>
-        <w:tc>
-          <w:tcPr/>
-          <w:p>
-            <w:pPr>
-              <w:pStyle w:val="Compact"/>
-            </w:pPr>
-            <w:r>
-              <w:rPr>
-                <w:b/>
-                <w:bCs/>
-              </w:rPr>
-              <w:t xml:space="preserve">Members required</w:t>
-            </w:r>
-          </w:p>
-        </w:tc>
-        <w:tc>
-          <w:tcPr/>
-          <w:p>
-            <w:pPr>
-              <w:pStyle w:val="Compact"/>
-            </w:pPr>
-            <w:r>
-              <w:t xml:space="preserve">How many people needed per day (usually 1)</w:t>
-            </w:r>
-          </w:p>
-        </w:tc>
-      </w:tr>
-      <w:tr>
-        <w:tc>
-          <w:tcPr/>
-          <w:p>
-            <w:pPr>
-              <w:pStyle w:val="Compact"/>
-            </w:pPr>
-            <w:r>
-              <w:rPr>
-                <w:b/>
-                <w:bCs/>
-              </w:rPr>
-              <w:t xml:space="preserve">Priority</w:t>
-            </w:r>
-          </w:p>
-        </w:tc>
-        <w:tc>
-          <w:tcPr/>
-          <w:p>
-            <w:pPr>
-              <w:pStyle w:val="Compact"/>
-            </w:pPr>
-            <w:r>
-              <w:t xml:space="preserve">LOW / MEDIUM / HIGH / CRITICAL</w:t>
-            </w:r>
-          </w:p>
-        </w:tc>
-      </w:tr>
-      <w:tr>
-        <w:tc>
-          <w:tcPr/>
-          <w:p>
-            <w:pPr>
-              <w:pStyle w:val="Compact"/>
-            </w:pPr>
-            <w:r>
-              <w:rPr>
-                <w:b/>
-                <w:bCs/>
-              </w:rPr>
-              <w:t xml:space="preserve">Color</w:t>
-            </w:r>
-          </w:p>
-        </w:tc>
-        <w:tc>
-          <w:tcPr/>
-          <w:p>
-            <w:pPr>
-              <w:pStyle w:val="Compact"/>
-            </w:pPr>
-            <w:r>
-              <w:t xml:space="preserve">Color used in the planner calendar</w:t>
-            </w:r>
-          </w:p>
-        </w:tc>
-      </w:tr>
-      <w:tr>
-        <w:tc>
-          <w:tcPr/>
-          <w:p>
-            <w:pPr>
-              <w:pStyle w:val="Compact"/>
-            </w:pPr>
-            <w:r>
-              <w:rPr>
-                <w:b/>
-                <w:bCs/>
-              </w:rPr>
-              <w:t xml:space="preserve">Shared Mailbox</w:t>
-            </w:r>
-          </w:p>
-        </w:tc>
-        <w:tc>
-          <w:tcPr/>
-          <w:p>
-            <w:pPr>
-              <w:pStyle w:val="Compact"/>
-            </w:pPr>
-            <w:r>
-              <w:t xml:space="preserve">Email address used to send Outlook invitations</w:t>
-            </w:r>
-          </w:p>
-        </w:tc>
-      </w:tr>
-      <w:tr>
-        <w:tc>
-          <w:tcPr/>
-          <w:p>
-            <w:pPr>
-              <w:pStyle w:val="Compact"/>
-            </w:pPr>
-            <w:r>
-              <w:rPr>
-                <w:b/>
-                <w:bCs/>
-              </w:rPr>
-              <w:t xml:space="preserve">Status</w:t>
-            </w:r>
-          </w:p>
-        </w:tc>
-        <w:tc>
-          <w:tcPr/>
-          <w:p>
-            <w:pPr>
-              <w:pStyle w:val="Compact"/>
-            </w:pPr>
-            <w:r>
-              <w:t xml:space="preserve">Active / Inactive / Archived</w:t>
-            </w:r>
-          </w:p>
-        </w:tc>
-      </w:tr>
-    </w:tbl>
-    <w:bookmarkEnd w:id="36"/>
-    <w:bookmarkStart w:id="37" w:name="eligible-personnel"/>
-    <w:p>
-      <w:pPr>
-        <w:pStyle w:val="Heading3"/>
-      </w:pPr>
-      <w:r>
-        <w:t xml:space="preserve">Eligible Personnel</w:t>
-      </w:r>
-    </w:p>
-    <w:p>
-      <w:pPr>
-        <w:pStyle w:val="FirstParagraph"/>
-      </w:pPr>
-      <w:r>
-        <w:t xml:space="preserve">By default, all users in the selected team are eligible. You can:</w:t>
-      </w:r>
-      <w:r>
-        <w:t xml:space="preserve"> </w:t>
-      </w:r>
-      <w:r>
-        <w:t xml:space="preserve">-</w:t>
-      </w:r>
-      <w:r>
-        <w:t xml:space="preserve"> </w:t>
-      </w:r>
-      <w:r>
-        <w:rPr>
-          <w:b/>
-          <w:bCs/>
-        </w:rPr>
-        <w:t xml:space="preserve">Exclude</w:t>
-      </w:r>
-      <w:r>
-        <w:t xml:space="preserve"> </w:t>
-      </w:r>
-      <w:r>
-        <w:t xml:space="preserve">specific team members (they won’t be assigned)</w:t>
-      </w:r>
-      <w:r>
-        <w:t xml:space="preserve"> </w:t>
-      </w:r>
-      <w:r>
-        <w:t xml:space="preserve">-</w:t>
-      </w:r>
-      <w:r>
-        <w:t xml:space="preserve"> </w:t>
-      </w:r>
-      <w:r>
-        <w:rPr>
-          <w:b/>
-          <w:bCs/>
-        </w:rPr>
-        <w:t xml:space="preserve">Include</w:t>
-      </w:r>
-      <w:r>
-        <w:t xml:space="preserve"> </w:t>
-      </w:r>
-      <w:r>
-        <w:t xml:space="preserve">users from other teams (cross-team assignments)</w:t>
-      </w:r>
-    </w:p>
-    <w:bookmarkEnd w:id="37"/>
-    <w:bookmarkEnd w:id="38"/>
-    <w:bookmarkStart w:id="42" w:name="piketts-tab-on-call"/>
-    <w:p>
-      <w:pPr>
-        <w:pStyle w:val="Heading2"/>
-      </w:pPr>
-      <w:r>
-        <w:t xml:space="preserve">5.2 Piketts Tab (On-Call)</w:t>
-      </w:r>
-    </w:p>
-    <w:p>
-      <w:pPr>
-        <w:pStyle w:val="FirstParagraph"/>
-      </w:pPr>
-      <w:r>
-        <w:t xml:space="preserve">Piketts are weekly on-call assignments — typically one person per week.</w:t>
-      </w:r>
-    </w:p>
-    <w:bookmarkStart w:id="39" w:name="buttons-6"/>
-    <w:p>
-      <w:pPr>
-        <w:pStyle w:val="Heading3"/>
-      </w:pPr>
-      <w:r>
-        <w:t xml:space="preserve">Buttons</w:t>
-      </w:r>
-    </w:p>
-    <w:tbl>
-      <w:tblPr>
-        <w:tblStyle w:val="Table"/>
-        <w:tblW w:type="auto" w:w="0"/>
-        <w:tblLook w:firstRow="1" w:lastRow="0" w:firstColumn="0" w:lastColumn="0" w:noHBand="0" w:noVBand="0" w:val="0020"/>
-      </w:tblPr>
-      <w:tblGrid>
-        <w:gridCol w:w="3960"/>
-        <w:gridCol w:w="3960"/>
-      </w:tblGrid>
-      <w:tr>
-        <w:trPr>
-          <w:tblHeader w:val="on"/>
-        </w:trPr>
-        <w:tc>
-          <w:tcPr/>
-          <w:p>
-            <w:pPr>
-              <w:pStyle w:val="Compact"/>
-            </w:pPr>
-            <w:r>
-              <w:t xml:space="preserve">Button</w:t>
-            </w:r>
-          </w:p>
-        </w:tc>
-        <w:tc>
-          <w:tcPr/>
-          <w:p>
-            <w:pPr>
-              <w:pStyle w:val="Compact"/>
-            </w:pPr>
-            <w:r>
-              <w:t xml:space="preserve">Action</w:t>
-            </w:r>
-          </w:p>
-        </w:tc>
-      </w:tr>
-      <w:tr>
-        <w:tc>
-          <w:tcPr/>
-          <w:p>
-            <w:pPr>
-              <w:pStyle w:val="Compact"/>
-            </w:pPr>
-            <w:r>
-              <w:rPr>
-                <w:b/>
-                <w:bCs/>
-              </w:rPr>
-              <w:t xml:space="preserve">Create Pikett</w:t>
-            </w:r>
-          </w:p>
-        </w:tc>
-        <w:tc>
-          <w:tcPr/>
-          <w:p>
-            <w:pPr>
-              <w:pStyle w:val="Compact"/>
-            </w:pPr>
-            <w:r>
-              <w:t xml:space="preserve">Opens the pikett creation dialog</w:t>
-            </w:r>
-          </w:p>
-        </w:tc>
-      </w:tr>
-      <w:tr>
-        <w:tc>
-          <w:tcPr/>
-          <w:p>
-            <w:pPr>
-              <w:pStyle w:val="Compact"/>
-            </w:pPr>
-            <w:r>
-              <w:rPr>
-                <w:b/>
-                <w:bCs/>
-              </w:rPr>
-              <w:t xml:space="preserve">Edit</w:t>
-            </w:r>
-            <w:r>
-              <w:t xml:space="preserve"> </w:t>
-            </w:r>
-            <w:r>
-              <w:t xml:space="preserve">(pencil icon)</w:t>
-            </w:r>
-          </w:p>
-        </w:tc>
-        <w:tc>
-          <w:tcPr/>
-          <w:p>
-            <w:pPr>
-              <w:pStyle w:val="Compact"/>
-            </w:pPr>
-            <w:r>
-              <w:t xml:space="preserve">Edit pikett details</w:t>
-            </w:r>
-          </w:p>
-        </w:tc>
-      </w:tr>
-      <w:tr>
-        <w:tc>
-          <w:tcPr/>
-          <w:p>
-            <w:pPr>
-              <w:pStyle w:val="Compact"/>
-            </w:pPr>
-            <w:r>
-              <w:rPr>
-                <w:b/>
-                <w:bCs/>
-              </w:rPr>
-              <w:t xml:space="preserve">Delete</w:t>
-            </w:r>
-            <w:r>
-              <w:t xml:space="preserve"> </w:t>
-            </w:r>
-            <w:r>
-              <w:t xml:space="preserve">(trash icon)</w:t>
-            </w:r>
-          </w:p>
-        </w:tc>
-        <w:tc>
-          <w:tcPr/>
-          <w:p>
-            <w:pPr>
-              <w:pStyle w:val="Compact"/>
-            </w:pPr>
-            <w:r>
-              <w:t xml:space="preserve">Delete the pikett</w:t>
-            </w:r>
-          </w:p>
-        </w:tc>
-      </w:tr>
-    </w:tbl>
-    <w:bookmarkEnd w:id="39"/>
-    <w:bookmarkStart w:id="40" w:name="pikett-fields"/>
-    <w:p>
-      <w:pPr>
-        <w:pStyle w:val="Heading3"/>
-      </w:pPr>
-      <w:r>
-        <w:t xml:space="preserve">Pikett Fields</w:t>
       </w:r>
     </w:p>
     <w:tbl>
@@ -4345,13 +3762,13 @@
               <w:pStyle w:val="Compact"/>
             </w:pPr>
             <w:r>
-              <w:t xml:space="preserve">Pikett name (e.g.,</w:t>
+              <w:t xml:space="preserve">Shift name (e.g.,</w:t>
             </w:r>
             <w:r>
               <w:t xml:space="preserve"> </w:t>
             </w:r>
             <w:r>
-              <w:t xml:space="preserve">“SEC Pikett”</w:t>
+              <w:t xml:space="preserve">“Morning Support”</w:t>
             </w:r>
             <w:r>
               <w:t xml:space="preserve">)</w:t>
@@ -4382,56 +3799,35 @@
               <w:pStyle w:val="Compact"/>
             </w:pPr>
             <w:r>
-              <w:t xml:space="preserve">Which team this pikett belongs to</w:t>
-            </w:r>
-          </w:p>
-        </w:tc>
-      </w:tr>
-      <w:tr>
-        <w:tc>
-          <w:tcPr/>
-          <w:p>
-            <w:pPr>
-              <w:pStyle w:val="Compact"/>
-            </w:pPr>
-            <w:r>
-              <w:rPr>
-                <w:b/>
-                <w:bCs/>
-              </w:rPr>
-              <w:t xml:space="preserve">Start week / End week</w:t>
-            </w:r>
-          </w:p>
-        </w:tc>
-        <w:tc>
-          <w:tcPr/>
-          <w:p>
-            <w:pPr>
-              <w:pStyle w:val="Compact"/>
-            </w:pPr>
-            <w:r>
-              <w:t xml:space="preserve">ISO week range (e.g.,</w:t>
-            </w:r>
-            <w:r>
-              <w:t xml:space="preserve"> </w:t>
-            </w:r>
-            <w:r>
-              <w:t xml:space="preserve">“2026-W09”</w:t>
-            </w:r>
-            <w:r>
-              <w:t xml:space="preserve"> </w:t>
-            </w:r>
-            <w:r>
-              <w:t xml:space="preserve">to</w:t>
-            </w:r>
-            <w:r>
-              <w:t xml:space="preserve"> </w:t>
-            </w:r>
-            <w:r>
-              <w:t xml:space="preserve">“2026-W22”</w:t>
-            </w:r>
-            <w:r>
-              <w:t xml:space="preserve">)</w:t>
+              <w:t xml:space="preserve">Which team this shift belongs to</w:t>
+            </w:r>
+          </w:p>
+        </w:tc>
+      </w:tr>
+      <w:tr>
+        <w:tc>
+          <w:tcPr/>
+          <w:p>
+            <w:pPr>
+              <w:pStyle w:val="Compact"/>
+            </w:pPr>
+            <w:r>
+              <w:rPr>
+                <w:b/>
+                <w:bCs/>
+              </w:rPr>
+              <w:t xml:space="preserve">Start time / End time</w:t>
+            </w:r>
+          </w:p>
+        </w:tc>
+        <w:tc>
+          <w:tcPr/>
+          <w:p>
+            <w:pPr>
+              <w:pStyle w:val="Compact"/>
+            </w:pPr>
+            <w:r>
+              <w:t xml:space="preserve">Time range (e.g., 07:30 – 12:00)</w:t>
             </w:r>
           </w:p>
         </w:tc>
@@ -4476,18 +3872,46 @@
                 <w:b/>
                 <w:bCs/>
               </w:rPr>
-              <w:t xml:space="preserve">24/7</w:t>
-            </w:r>
-          </w:p>
-        </w:tc>
-        <w:tc>
-          <w:tcPr/>
-          <w:p>
-            <w:pPr>
-              <w:pStyle w:val="Compact"/>
-            </w:pPr>
-            <w:r>
-              <w:t xml:space="preserve">Toggle for continuous on-call</w:t>
+              <w:t xml:space="preserve">Members required</w:t>
+            </w:r>
+          </w:p>
+        </w:tc>
+        <w:tc>
+          <w:tcPr/>
+          <w:p>
+            <w:pPr>
+              <w:pStyle w:val="Compact"/>
+            </w:pPr>
+            <w:r>
+              <w:t xml:space="preserve">How many people needed per day (usually 1)</w:t>
+            </w:r>
+          </w:p>
+        </w:tc>
+      </w:tr>
+      <w:tr>
+        <w:tc>
+          <w:tcPr/>
+          <w:p>
+            <w:pPr>
+              <w:pStyle w:val="Compact"/>
+            </w:pPr>
+            <w:r>
+              <w:rPr>
+                <w:b/>
+                <w:bCs/>
+              </w:rPr>
+              <w:t xml:space="preserve">Priority</w:t>
+            </w:r>
+          </w:p>
+        </w:tc>
+        <w:tc>
+          <w:tcPr/>
+          <w:p>
+            <w:pPr>
+              <w:pStyle w:val="Compact"/>
+            </w:pPr>
+            <w:r>
+              <w:t xml:space="preserve">LOW / MEDIUM / HIGH / CRITICAL</w:t>
             </w:r>
           </w:p>
         </w:tc>
@@ -4532,6 +3956,62 @@
                 <w:b/>
                 <w:bCs/>
               </w:rPr>
+              <w:t xml:space="preserve">Shared Mailbox</w:t>
+            </w:r>
+          </w:p>
+        </w:tc>
+        <w:tc>
+          <w:tcPr/>
+          <w:p>
+            <w:pPr>
+              <w:pStyle w:val="Compact"/>
+            </w:pPr>
+            <w:r>
+              <w:t xml:space="preserve">Email address used to send Outlook invitations</w:t>
+            </w:r>
+          </w:p>
+        </w:tc>
+      </w:tr>
+      <w:tr>
+        <w:tc>
+          <w:tcPr/>
+          <w:p>
+            <w:pPr>
+              <w:pStyle w:val="Compact"/>
+            </w:pPr>
+            <w:r>
+              <w:rPr>
+                <w:b/>
+                <w:bCs/>
+              </w:rPr>
+              <w:t xml:space="preserve">Min consecutive days</w:t>
+            </w:r>
+          </w:p>
+        </w:tc>
+        <w:tc>
+          <w:tcPr/>
+          <w:p>
+            <w:pPr>
+              <w:pStyle w:val="Compact"/>
+            </w:pPr>
+            <w:r>
+              <w:t xml:space="preserve">How many consecutive days the same person should be assigned (1-3). Default: 1 (no preference)</w:t>
+            </w:r>
+          </w:p>
+        </w:tc>
+      </w:tr>
+      <w:tr>
+        <w:tc>
+          <w:tcPr/>
+          <w:p>
+            <w:pPr>
+              <w:pStyle w:val="Compact"/>
+            </w:pPr>
+            <w:r>
+              <w:rPr>
+                <w:b/>
+                <w:bCs/>
+              </w:rPr>
               <w:t xml:space="preserve">Status</w:t>
             </w:r>
           </w:p>
@@ -4543,14 +4023,14 @@
               <w:pStyle w:val="Compact"/>
             </w:pPr>
             <w:r>
-              <w:t xml:space="preserve">Active / Inactive</w:t>
+              <w:t xml:space="preserve">Active / Inactive / Archived</w:t>
             </w:r>
           </w:p>
         </w:tc>
       </w:tr>
     </w:tbl>
-    <w:bookmarkEnd w:id="40"/>
-    <w:bookmarkStart w:id="41" w:name="eligible-personnel-1"/>
+    <w:bookmarkEnd w:id="36"/>
+    <w:bookmarkStart w:id="37" w:name="eligible-personnel"/>
     <w:p>
       <w:pPr>
         <w:pStyle w:val="Heading3"/>
@@ -4564,19 +4044,62 @@
         <w:pStyle w:val="FirstParagraph"/>
       </w:pPr>
       <w:r>
-        <w:t xml:space="preserve">Same as shifts — include/exclude users from the assignment pool.</w:t>
-      </w:r>
-    </w:p>
-    <w:bookmarkEnd w:id="41"/>
-    <w:bookmarkEnd w:id="42"/>
-    <w:bookmarkEnd w:id="43"/>
-    <w:bookmarkStart w:id="54" w:name="planner-page"/>
-    <w:p>
-      <w:pPr>
-        <w:pStyle w:val="Heading1"/>
-      </w:pPr>
-      <w:r>
-        <w:t xml:space="preserve">6. Planner Page</w:t>
+        <w:t xml:space="preserve">By default, all users in the selected team are eligible. You can:</w:t>
+      </w:r>
+      <w:r>
+        <w:t xml:space="preserve"> </w:t>
+      </w:r>
+      <w:r>
+        <w:t xml:space="preserve">-</w:t>
+      </w:r>
+      <w:r>
+        <w:t xml:space="preserve"> </w:t>
+      </w:r>
+      <w:r>
+        <w:rPr>
+          <w:b/>
+          <w:bCs/>
+        </w:rPr>
+        <w:t xml:space="preserve">Exclude</w:t>
+      </w:r>
+      <w:r>
+        <w:t xml:space="preserve"> </w:t>
+      </w:r>
+      <w:r>
+        <w:t xml:space="preserve">specific team members (they won’t be assigned)</w:t>
+      </w:r>
+      <w:r>
+        <w:t xml:space="preserve"> </w:t>
+      </w:r>
+      <w:r>
+        <w:t xml:space="preserve">-</w:t>
+      </w:r>
+      <w:r>
+        <w:t xml:space="preserve"> </w:t>
+      </w:r>
+      <w:r>
+        <w:rPr>
+          <w:b/>
+          <w:bCs/>
+        </w:rPr>
+        <w:t xml:space="preserve">Include</w:t>
+      </w:r>
+      <w:r>
+        <w:t xml:space="preserve"> </w:t>
+      </w:r>
+      <w:r>
+        <w:t xml:space="preserve">users from other teams (cross-team assignments)</w:t>
+      </w:r>
+    </w:p>
+    <w:bookmarkEnd w:id="37"/>
+    <w:bookmarkEnd w:id="38"/>
+    <w:bookmarkStart w:id="42" w:name="piketts-tab-on-call"/>
+    <w:p>
+      <w:pPr>
+        <w:pStyle w:val="Heading2"/>
+      </w:pPr>
+      <w:r>
+        <w:t xml:space="preserve">5.2 Piketts Tab (On-Call)</w:t>
       </w:r>
     </w:p>
     <w:p>
@@ -4584,25 +4107,16 @@
         <w:pStyle w:val="FirstParagraph"/>
       </w:pPr>
       <w:r>
-        <w:t xml:space="preserve">The Planner is the core of the application — it generates shift assignments and sends Outlook invitations.</w:t>
-      </w:r>
-    </w:p>
-    <w:bookmarkStart w:id="47" w:name="configuration-panel-left-side"/>
-    <w:p>
-      <w:pPr>
-        <w:pStyle w:val="Heading2"/>
-      </w:pPr>
-      <w:r>
-        <w:t xml:space="preserve">6.1 Configuration Panel (Left Side)</w:t>
-      </w:r>
-    </w:p>
-    <w:bookmarkStart w:id="44" w:name="date-range"/>
+        <w:t xml:space="preserve">Piketts are weekly on-call assignments — typically one person per week.</w:t>
+      </w:r>
+    </w:p>
+    <w:bookmarkStart w:id="39" w:name="buttons-6"/>
     <w:p>
       <w:pPr>
         <w:pStyle w:val="Heading3"/>
       </w:pPr>
       <w:r>
-        <w:t xml:space="preserve">Date Range</w:t>
+        <w:t xml:space="preserve">Buttons</w:t>
       </w:r>
     </w:p>
     <w:tbl>
@@ -4626,7 +4140,7 @@
               <w:pStyle w:val="Compact"/>
             </w:pPr>
             <w:r>
-              <w:t xml:space="preserve">Control</w:t>
+              <w:t xml:space="preserve">Button</w:t>
             </w:r>
           </w:p>
         </w:tc>
@@ -4654,119 +4168,99 @@
                 <w:b/>
                 <w:bCs/>
               </w:rPr>
-              <w:t xml:space="preserve">Start date</w:t>
-            </w:r>
-          </w:p>
-        </w:tc>
-        <w:tc>
-          <w:tcPr/>
-          <w:p>
-            <w:pPr>
-              <w:pStyle w:val="Compact"/>
-            </w:pPr>
-            <w:r>
-              <w:t xml:space="preserve">First day of the planning period</w:t>
-            </w:r>
-          </w:p>
-        </w:tc>
-      </w:tr>
-      <w:tr>
-        <w:tc>
-          <w:tcPr/>
-          <w:p>
-            <w:pPr>
-              <w:pStyle w:val="Compact"/>
-            </w:pPr>
-            <w:r>
-              <w:rPr>
-                <w:b/>
-                <w:bCs/>
-              </w:rPr>
-              <w:t xml:space="preserve">End date</w:t>
-            </w:r>
-          </w:p>
-        </w:tc>
-        <w:tc>
-          <w:tcPr/>
-          <w:p>
-            <w:pPr>
-              <w:pStyle w:val="Compact"/>
-            </w:pPr>
-            <w:r>
-              <w:t xml:space="preserve">Last day of the planning period</w:t>
-            </w:r>
-          </w:p>
-        </w:tc>
-      </w:tr>
-      <w:tr>
-        <w:tc>
-          <w:tcPr/>
-          <w:p>
-            <w:pPr>
-              <w:pStyle w:val="Compact"/>
-            </w:pPr>
-            <w:r>
-              <w:rPr>
-                <w:b/>
-                <w:bCs/>
-              </w:rPr>
-              <w:t xml:space="preserve">Month navigation</w:t>
+              <w:t xml:space="preserve">Create Pikett</w:t>
+            </w:r>
+          </w:p>
+        </w:tc>
+        <w:tc>
+          <w:tcPr/>
+          <w:p>
+            <w:pPr>
+              <w:pStyle w:val="Compact"/>
+            </w:pPr>
+            <w:r>
+              <w:t xml:space="preserve">Opens the pikett creation dialog</w:t>
+            </w:r>
+          </w:p>
+        </w:tc>
+      </w:tr>
+      <w:tr>
+        <w:tc>
+          <w:tcPr/>
+          <w:p>
+            <w:pPr>
+              <w:pStyle w:val="Compact"/>
+            </w:pPr>
+            <w:r>
+              <w:rPr>
+                <w:b/>
+                <w:bCs/>
+              </w:rPr>
+              <w:t xml:space="preserve">Edit</w:t>
             </w:r>
             <w:r>
               <w:t xml:space="preserve"> </w:t>
             </w:r>
             <w:r>
-              <w:t xml:space="preserve">(← →)</w:t>
-            </w:r>
-          </w:p>
-        </w:tc>
-        <w:tc>
-          <w:tcPr/>
-          <w:p>
-            <w:pPr>
-              <w:pStyle w:val="Compact"/>
-            </w:pPr>
-            <w:r>
-              <w:t xml:space="preserve">Move calendar by month</w:t>
+              <w:t xml:space="preserve">(pencil icon)</w:t>
+            </w:r>
+          </w:p>
+        </w:tc>
+        <w:tc>
+          <w:tcPr/>
+          <w:p>
+            <w:pPr>
+              <w:pStyle w:val="Compact"/>
+            </w:pPr>
+            <w:r>
+              <w:t xml:space="preserve">Edit pikett details</w:t>
+            </w:r>
+          </w:p>
+        </w:tc>
+      </w:tr>
+      <w:tr>
+        <w:tc>
+          <w:tcPr/>
+          <w:p>
+            <w:pPr>
+              <w:pStyle w:val="Compact"/>
+            </w:pPr>
+            <w:r>
+              <w:rPr>
+                <w:b/>
+                <w:bCs/>
+              </w:rPr>
+              <w:t xml:space="preserve">Delete</w:t>
+            </w:r>
+            <w:r>
+              <w:t xml:space="preserve"> </w:t>
+            </w:r>
+            <w:r>
+              <w:t xml:space="preserve">(trash icon)</w:t>
+            </w:r>
+          </w:p>
+        </w:tc>
+        <w:tc>
+          <w:tcPr/>
+          <w:p>
+            <w:pPr>
+              <w:pStyle w:val="Compact"/>
+            </w:pPr>
+            <w:r>
+              <w:t xml:space="preserve">Delete the pikett</w:t>
             </w:r>
           </w:p>
         </w:tc>
       </w:tr>
     </w:tbl>
-    <w:bookmarkEnd w:id="44"/>
-    <w:bookmarkStart w:id="45" w:name="shiftpikett-selection"/>
+    <w:bookmarkEnd w:id="39"/>
+    <w:bookmarkStart w:id="40" w:name="pikett-fields"/>
     <w:p>
       <w:pPr>
         <w:pStyle w:val="Heading3"/>
       </w:pPr>
       <w:r>
-        <w:t xml:space="preserve">Shift/Pikett Selection</w:t>
-      </w:r>
-    </w:p>
-    <w:p>
-      <w:pPr>
-        <w:pStyle w:val="FirstParagraph"/>
-      </w:pPr>
-      <w:r>
-        <w:t xml:space="preserve">Check the shifts and piketts you want to include in the plan. Only checked items will be scheduled.</w:t>
-      </w:r>
-    </w:p>
-    <w:bookmarkEnd w:id="45"/>
-    <w:bookmarkStart w:id="46" w:name="settings-panel-gear-icon"/>
-    <w:p>
-      <w:pPr>
-        <w:pStyle w:val="Heading3"/>
-      </w:pPr>
-      <w:r>
-        <w:t xml:space="preserve">Settings Panel (Gear Icon ⚙️)</w:t>
-      </w:r>
-    </w:p>
-    <w:p>
-      <w:pPr>
-        <w:pStyle w:val="FirstParagraph"/>
-      </w:pPr>
-      <w:r>
-        <w:t xml:space="preserve">Click the gear icon to open planning settings:</w:t>
+        <w:t xml:space="preserve">Pikett Fields</w:t>
       </w:r>
     </w:p>
     <w:tbl>
@@ -4777,9 +4271,8 @@
         <w:tblLook w:firstRow="1" w:lastRow="0" w:firstColumn="0" w:lastColumn="0" w:noHBand="0" w:noVBand="0" w:val="0020"/>
       </w:tblPr>
       <w:tblGrid>
-        <w:gridCol w:w="2741"/>
-        <w:gridCol w:w="2741"/>
-        <w:gridCol w:w="2436"/>
+        <w:gridCol w:w="2772"/>
+        <w:gridCol w:w="5148"/>
       </w:tblGrid>
       <w:tr>
         <w:trPr>
@@ -4792,6 +4285,491 @@
               <w:pStyle w:val="Compact"/>
             </w:pPr>
             <w:r>
+              <w:t xml:space="preserve">Field</w:t>
+            </w:r>
+          </w:p>
+        </w:tc>
+        <w:tc>
+          <w:tcPr/>
+          <w:p>
+            <w:pPr>
+              <w:pStyle w:val="Compact"/>
+            </w:pPr>
+            <w:r>
+              <w:t xml:space="preserve">Description</w:t>
+            </w:r>
+          </w:p>
+        </w:tc>
+      </w:tr>
+      <w:tr>
+        <w:tc>
+          <w:tcPr/>
+          <w:p>
+            <w:pPr>
+              <w:pStyle w:val="Compact"/>
+            </w:pPr>
+            <w:r>
+              <w:rPr>
+                <w:b/>
+                <w:bCs/>
+              </w:rPr>
+              <w:t xml:space="preserve">Name</w:t>
+            </w:r>
+          </w:p>
+        </w:tc>
+        <w:tc>
+          <w:tcPr/>
+          <w:p>
+            <w:pPr>
+              <w:pStyle w:val="Compact"/>
+            </w:pPr>
+            <w:r>
+              <w:t xml:space="preserve">Pikett name (e.g.,</w:t>
+            </w:r>
+            <w:r>
+              <w:t xml:space="preserve"> </w:t>
+            </w:r>
+            <w:r>
+              <w:t xml:space="preserve">“SEC Pikett”</w:t>
+            </w:r>
+            <w:r>
+              <w:t xml:space="preserve">)</w:t>
+            </w:r>
+          </w:p>
+        </w:tc>
+      </w:tr>
+      <w:tr>
+        <w:tc>
+          <w:tcPr/>
+          <w:p>
+            <w:pPr>
+              <w:pStyle w:val="Compact"/>
+            </w:pPr>
+            <w:r>
+              <w:rPr>
+                <w:b/>
+                <w:bCs/>
+              </w:rPr>
+              <w:t xml:space="preserve">Team</w:t>
+            </w:r>
+          </w:p>
+        </w:tc>
+        <w:tc>
+          <w:tcPr/>
+          <w:p>
+            <w:pPr>
+              <w:pStyle w:val="Compact"/>
+            </w:pPr>
+            <w:r>
+              <w:t xml:space="preserve">Which team this pikett belongs to</w:t>
+            </w:r>
+          </w:p>
+        </w:tc>
+      </w:tr>
+      <w:tr>
+        <w:tc>
+          <w:tcPr/>
+          <w:p>
+            <w:pPr>
+              <w:pStyle w:val="Compact"/>
+            </w:pPr>
+            <w:r>
+              <w:rPr>
+                <w:b/>
+                <w:bCs/>
+              </w:rPr>
+              <w:t xml:space="preserve">Start week / End week</w:t>
+            </w:r>
+          </w:p>
+        </w:tc>
+        <w:tc>
+          <w:tcPr/>
+          <w:p>
+            <w:pPr>
+              <w:pStyle w:val="Compact"/>
+            </w:pPr>
+            <w:r>
+              <w:t xml:space="preserve">ISO week range (e.g.,</w:t>
+            </w:r>
+            <w:r>
+              <w:t xml:space="preserve"> </w:t>
+            </w:r>
+            <w:r>
+              <w:t xml:space="preserve">“2026-W09”</w:t>
+            </w:r>
+            <w:r>
+              <w:t xml:space="preserve"> </w:t>
+            </w:r>
+            <w:r>
+              <w:t xml:space="preserve">to</w:t>
+            </w:r>
+            <w:r>
+              <w:t xml:space="preserve"> </w:t>
+            </w:r>
+            <w:r>
+              <w:t xml:space="preserve">“2026-W22”</w:t>
+            </w:r>
+            <w:r>
+              <w:t xml:space="preserve">)</w:t>
+            </w:r>
+          </w:p>
+        </w:tc>
+      </w:tr>
+      <w:tr>
+        <w:tc>
+          <w:tcPr/>
+          <w:p>
+            <w:pPr>
+              <w:pStyle w:val="Compact"/>
+            </w:pPr>
+            <w:r>
+              <w:rPr>
+                <w:b/>
+                <w:bCs/>
+              </w:rPr>
+              <w:t xml:space="preserve">Days of week</w:t>
+            </w:r>
+          </w:p>
+        </w:tc>
+        <w:tc>
+          <w:tcPr/>
+          <w:p>
+            <w:pPr>
+              <w:pStyle w:val="Compact"/>
+            </w:pPr>
+            <w:r>
+              <w:t xml:space="preserve">Active days (checkboxes Mon–Sun)</w:t>
+            </w:r>
+          </w:p>
+        </w:tc>
+      </w:tr>
+      <w:tr>
+        <w:tc>
+          <w:tcPr/>
+          <w:p>
+            <w:pPr>
+              <w:pStyle w:val="Compact"/>
+            </w:pPr>
+            <w:r>
+              <w:rPr>
+                <w:b/>
+                <w:bCs/>
+              </w:rPr>
+              <w:t xml:space="preserve">24/7</w:t>
+            </w:r>
+          </w:p>
+        </w:tc>
+        <w:tc>
+          <w:tcPr/>
+          <w:p>
+            <w:pPr>
+              <w:pStyle w:val="Compact"/>
+            </w:pPr>
+            <w:r>
+              <w:t xml:space="preserve">Toggle for continuous on-call</w:t>
+            </w:r>
+          </w:p>
+        </w:tc>
+      </w:tr>
+      <w:tr>
+        <w:tc>
+          <w:tcPr/>
+          <w:p>
+            <w:pPr>
+              <w:pStyle w:val="Compact"/>
+            </w:pPr>
+            <w:r>
+              <w:rPr>
+                <w:b/>
+                <w:bCs/>
+              </w:rPr>
+              <w:t xml:space="preserve">Color</w:t>
+            </w:r>
+          </w:p>
+        </w:tc>
+        <w:tc>
+          <w:tcPr/>
+          <w:p>
+            <w:pPr>
+              <w:pStyle w:val="Compact"/>
+            </w:pPr>
+            <w:r>
+              <w:t xml:space="preserve">Color used in the planner calendar</w:t>
+            </w:r>
+          </w:p>
+        </w:tc>
+      </w:tr>
+      <w:tr>
+        <w:tc>
+          <w:tcPr/>
+          <w:p>
+            <w:pPr>
+              <w:pStyle w:val="Compact"/>
+            </w:pPr>
+            <w:r>
+              <w:rPr>
+                <w:b/>
+                <w:bCs/>
+              </w:rPr>
+              <w:t xml:space="preserve">Status</w:t>
+            </w:r>
+          </w:p>
+        </w:tc>
+        <w:tc>
+          <w:tcPr/>
+          <w:p>
+            <w:pPr>
+              <w:pStyle w:val="Compact"/>
+            </w:pPr>
+            <w:r>
+              <w:t xml:space="preserve">Active / Inactive</w:t>
+            </w:r>
+          </w:p>
+        </w:tc>
+      </w:tr>
+    </w:tbl>
+    <w:bookmarkEnd w:id="40"/>
+    <w:bookmarkStart w:id="41" w:name="eligible-personnel-1"/>
+    <w:p>
+      <w:pPr>
+        <w:pStyle w:val="Heading3"/>
+      </w:pPr>
+      <w:r>
+        <w:t xml:space="preserve">Eligible Personnel</w:t>
+      </w:r>
+    </w:p>
+    <w:p>
+      <w:pPr>
+        <w:pStyle w:val="FirstParagraph"/>
+      </w:pPr>
+      <w:r>
+        <w:t xml:space="preserve">Same as shifts — include/exclude users from the assignment pool.</w:t>
+      </w:r>
+    </w:p>
+    <w:bookmarkEnd w:id="41"/>
+    <w:bookmarkEnd w:id="42"/>
+    <w:bookmarkEnd w:id="43"/>
+    <w:bookmarkStart w:id="54" w:name="planner-page"/>
+    <w:p>
+      <w:pPr>
+        <w:pStyle w:val="Heading1"/>
+      </w:pPr>
+      <w:r>
+        <w:t xml:space="preserve">6. Planner Page</w:t>
+      </w:r>
+    </w:p>
+    <w:p>
+      <w:pPr>
+        <w:pStyle w:val="FirstParagraph"/>
+      </w:pPr>
+      <w:r>
+        <w:t xml:space="preserve">The Planner is the core of the application — it generates shift assignments and sends Outlook invitations.</w:t>
+      </w:r>
+    </w:p>
+    <w:bookmarkStart w:id="47" w:name="configuration-panel-left-side"/>
+    <w:p>
+      <w:pPr>
+        <w:pStyle w:val="Heading2"/>
+      </w:pPr>
+      <w:r>
+        <w:t xml:space="preserve">6.1 Configuration Panel (Left Side)</w:t>
+      </w:r>
+    </w:p>
+    <w:bookmarkStart w:id="44" w:name="date-range"/>
+    <w:p>
+      <w:pPr>
+        <w:pStyle w:val="Heading3"/>
+      </w:pPr>
+      <w:r>
+        <w:t xml:space="preserve">Date Range</w:t>
+      </w:r>
+    </w:p>
+    <w:tbl>
+      <w:tblPr>
+        <w:tblStyle w:val="Table"/>
+        <w:tblW w:type="auto" w:w="0"/>
+        <w:tblLook w:firstRow="1" w:lastRow="0" w:firstColumn="0" w:lastColumn="0" w:noHBand="0" w:noVBand="0" w:val="0020"/>
+      </w:tblPr>
+      <w:tblGrid>
+        <w:gridCol w:w="3960"/>
+        <w:gridCol w:w="3960"/>
+      </w:tblGrid>
+      <w:tr>
+        <w:trPr>
+          <w:tblHeader w:val="on"/>
+        </w:trPr>
+        <w:tc>
+          <w:tcPr/>
+          <w:p>
+            <w:pPr>
+              <w:pStyle w:val="Compact"/>
+            </w:pPr>
+            <w:r>
+              <w:t xml:space="preserve">Control</w:t>
+            </w:r>
+          </w:p>
+        </w:tc>
+        <w:tc>
+          <w:tcPr/>
+          <w:p>
+            <w:pPr>
+              <w:pStyle w:val="Compact"/>
+            </w:pPr>
+            <w:r>
+              <w:t xml:space="preserve">Action</w:t>
+            </w:r>
+          </w:p>
+        </w:tc>
+      </w:tr>
+      <w:tr>
+        <w:tc>
+          <w:tcPr/>
+          <w:p>
+            <w:pPr>
+              <w:pStyle w:val="Compact"/>
+            </w:pPr>
+            <w:r>
+              <w:rPr>
+                <w:b/>
+                <w:bCs/>
+              </w:rPr>
+              <w:t xml:space="preserve">Start date</w:t>
+            </w:r>
+          </w:p>
+        </w:tc>
+        <w:tc>
+          <w:tcPr/>
+          <w:p>
+            <w:pPr>
+              <w:pStyle w:val="Compact"/>
+            </w:pPr>
+            <w:r>
+              <w:t xml:space="preserve">First day of the planning period</w:t>
+            </w:r>
+          </w:p>
+        </w:tc>
+      </w:tr>
+      <w:tr>
+        <w:tc>
+          <w:tcPr/>
+          <w:p>
+            <w:pPr>
+              <w:pStyle w:val="Compact"/>
+            </w:pPr>
+            <w:r>
+              <w:rPr>
+                <w:b/>
+                <w:bCs/>
+              </w:rPr>
+              <w:t xml:space="preserve">End date</w:t>
+            </w:r>
+          </w:p>
+        </w:tc>
+        <w:tc>
+          <w:tcPr/>
+          <w:p>
+            <w:pPr>
+              <w:pStyle w:val="Compact"/>
+            </w:pPr>
+            <w:r>
+              <w:t xml:space="preserve">Last day of the planning period</w:t>
+            </w:r>
+          </w:p>
+        </w:tc>
+      </w:tr>
+      <w:tr>
+        <w:tc>
+          <w:tcPr/>
+          <w:p>
+            <w:pPr>
+              <w:pStyle w:val="Compact"/>
+            </w:pPr>
+            <w:r>
+              <w:rPr>
+                <w:b/>
+                <w:bCs/>
+              </w:rPr>
+              <w:t xml:space="preserve">Month navigation</w:t>
+            </w:r>
+            <w:r>
+              <w:t xml:space="preserve"> </w:t>
+            </w:r>
+            <w:r>
+              <w:t xml:space="preserve">(← →)</w:t>
+            </w:r>
+          </w:p>
+        </w:tc>
+        <w:tc>
+          <w:tcPr/>
+          <w:p>
+            <w:pPr>
+              <w:pStyle w:val="Compact"/>
+            </w:pPr>
+            <w:r>
+              <w:t xml:space="preserve">Move calendar by month</w:t>
+            </w:r>
+          </w:p>
+        </w:tc>
+      </w:tr>
+    </w:tbl>
+    <w:bookmarkEnd w:id="44"/>
+    <w:bookmarkStart w:id="45" w:name="shiftpikett-selection"/>
+    <w:p>
+      <w:pPr>
+        <w:pStyle w:val="Heading3"/>
+      </w:pPr>
+      <w:r>
+        <w:t xml:space="preserve">Shift/Pikett Selection</w:t>
+      </w:r>
+    </w:p>
+    <w:p>
+      <w:pPr>
+        <w:pStyle w:val="FirstParagraph"/>
+      </w:pPr>
+      <w:r>
+        <w:t xml:space="preserve">Check the shifts and piketts you want to include in the plan. Only checked items will be scheduled.</w:t>
+      </w:r>
+    </w:p>
+    <w:bookmarkEnd w:id="45"/>
+    <w:bookmarkStart w:id="46" w:name="settings-panel-gear-icon"/>
+    <w:p>
+      <w:pPr>
+        <w:pStyle w:val="Heading3"/>
+      </w:pPr>
+      <w:r>
+        <w:t xml:space="preserve">Settings Panel (Gear Icon ⚙️)</w:t>
+      </w:r>
+    </w:p>
+    <w:p>
+      <w:pPr>
+        <w:pStyle w:val="FirstParagraph"/>
+      </w:pPr>
+      <w:r>
+        <w:t xml:space="preserve">Click the gear icon to open planning settings:</w:t>
+      </w:r>
+    </w:p>
+    <w:tbl>
+      <w:tblPr>
+        <w:tblStyle w:val="Table"/>
+        <w:tblW w:type="auto" w:w="0"/>
+        <w:tblLook w:firstRow="1" w:lastRow="0" w:firstColumn="0" w:lastColumn="0" w:noHBand="0" w:noVBand="0" w:val="0020"/>
+      </w:tblPr>
+      <w:tblGrid>
+        <w:gridCol w:w="2640"/>
+        <w:gridCol w:w="2640"/>
+        <w:gridCol w:w="2640"/>
+      </w:tblGrid>
+      <w:tr>
+        <w:trPr>
+          <w:tblHeader w:val="on"/>
+        </w:trPr>
+        <w:tc>
+          <w:tcPr/>
+          <w:p>
+            <w:pPr>
+              <w:pStyle w:val="Compact"/>
+            </w:pPr>
+            <w:r>
               <w:t xml:space="preserve">Setting</w:t>
             </w:r>
           </w:p>
@@ -4854,45 +4832,6 @@
             </w:pPr>
             <w:r>
               <w:t xml:space="preserve">Uses rotation patterns</w:t>
-            </w:r>
-          </w:p>
-        </w:tc>
-      </w:tr>
-      <w:tr>
-        <w:tc>
-          <w:tcPr/>
-          <w:p>
-            <w:pPr>
-              <w:pStyle w:val="Compact"/>
-            </w:pPr>
-            <w:r>
-              <w:rPr>
-                <w:b/>
-                <w:bCs/>
-              </w:rPr>
-              <w:t xml:space="preserve">Avoid consecutive shifts</w:t>
-            </w:r>
-          </w:p>
-        </w:tc>
-        <w:tc>
-          <w:tcPr/>
-          <w:p>
-            <w:pPr>
-              <w:pStyle w:val="Compact"/>
-            </w:pPr>
-            <w:r>
-              <w:t xml:space="preserve">ON</w:t>
-            </w:r>
-          </w:p>
-        </w:tc>
-        <w:tc>
-          <w:tcPr/>
-          <w:p>
-            <w:pPr>
-              <w:pStyle w:val="Compact"/>
-            </w:pPr>
-            <w:r>
-              <w:t xml:space="preserve">Prevents assigning a user 2 days in a row</w:t>
             </w:r>
           </w:p>
         </w:tc>
@@ -5390,7 +5329,7 @@
         <w:t xml:space="preserve"> </w:t>
       </w:r>
       <w:r>
-        <w:t xml:space="preserve">- ⚡ Consecutive shifts</w:t>
+        <w:t xml:space="preserve">- ⚡ Consecutive days (per-shift setting)</w:t>
       </w:r>
       <w:r>
         <w:t xml:space="preserve"> </w:t>
@@ -5505,7 +5444,7 @@
         </w:numPr>
       </w:pPr>
       <w:r>
-        <w:t xml:space="preserve">Progress is shown during sending</w:t>
+        <w:t xml:space="preserve">A progress dialog shows real-time sending progress with success/error counts</w:t>
       </w:r>
     </w:p>
     <w:p>
@@ -6012,10 +5951,10 @@
           <w:b/>
           <w:bCs/>
         </w:rPr>
-        <w:t xml:space="preserve">Shift breakdown</w:t>
-      </w:r>
-      <w:r>
-        <w:t xml:space="preserve">: For each shift, shows total assignments and accepted count with colored progress bar</w:t>
+        <w:t xml:space="preserve">Shift details</w:t>
+      </w:r>
+      <w:r>
+        <w:t xml:space="preserve">: For each shift, shows a donut ring visualization with segments for accepted (green), pending (orange), refused (red), and cancelled (gray) counts</w:t>
       </w:r>
       <w:r>
         <w:t xml:space="preserve"> </w:t>
